--- a/ky/wisdom-stories/spinach.docx
+++ b/ky/wisdom-stories/spinach.docx
@@ -39,7 +39,7 @@
           <w:sz w:val="22"/>
           <w:lang w:val="ky-KG"/>
         </w:rPr>
-        <w:t>Биз алыскы бир айылда жашачубуз. Каттап жүрүүгө жарытылуу жолубуз да жок эле. Апам шпинатты аябай жакшы көрчү. Атам каза болгондон кийин, бала кезимде кээде анын акылынан айнып калганынан шектенчүмүн...</w:t>
+        <w:t>Биз алыскы бир айылда жашачубуз. Каттап жүрүүгө жарытылуу жолубуз да жок эле. Апам шпинатты улам бышыра берчү. Бала кезимде атам каза болгондон кийин апамдын акылынан айнып калган деп ойлочумун.</w:t>
       </w:r>
     </w:p>
     <w:p>
@@ -147,7 +147,7 @@
           <w:sz w:val="22"/>
           <w:lang w:val="ky-KG"/>
         </w:rPr>
-        <w:t>Бир күнү апамдын эски сандыгынан ал кезде жазып жүргөн эскерүү дептерин таптым. Дептердин бир бетине апам мындай деп жазыптыр: «Колумда шпинаттын үрөнү гана калган эле. Дайыма шпинат, бир аз жүгөрү эгип өстүрчүмүн. Колдо бар, оозго алар эч нерсе жок болчу. Балдарым ач калбасын деп улам ошол тамакты бышырып берчүмүн. Бирок тагдырыма нааразы болчу эмесмин. «Шпинат абдан пайдалуу, ошон үчүн силерге күнүнө үч маал берем», — деген сайын жүрөгүм ооручу. Балдарым үчүн колумдан келгени ушул эле. Аларды жанымдан артык көрөм».</w:t>
+        <w:t>Бир күнү апамдын эски сандыгынан ал кезде жазып жүргөн эскерүү дептерин таптым. Дептердин бир бетине апам мындай деп жазыптыр: «Колумда шпинаттын үрөнү гана калган эле. Дайыма шпинат, бир аз жүгөрү эгип өстүрчүмүн. Колдо бар, оозго алар эч нерсе жок болчу. Балдарым ач калбасын деп улам ошол тамакты бышырып берчүмүн. Бирок каршы чыкчу эмесмин. «Шпинат абдан пайдалуу, ошон үчүн силерге күнүнө үч маал берем», — деген сайын жүрөгүм ооручу. Балдарым үчүн колумдан келгени ушул эле. Аларды жанымдан артык көрөм».</w:t>
       </w:r>
     </w:p>
     <w:p>
@@ -165,7 +165,7 @@
           <w:sz w:val="22"/>
           <w:lang w:val="ky-KG"/>
         </w:rPr>
-        <w:t>Элүү жашымда шпинатты сүйүп жей баштадым. Жубайым үйгө эмнеге мынчалык көп шпинат сатып аларымды таң кала сурай берет, мени шпинатты абдан жакшы көрөт деп ойлойт. Бирок мен ал тамактын жытын сезген сайын апамдын мени чоңойтуш үчүн тарткан мээнетин, тоюмда ыйлап жатып бийлегенин эстээримди ал билбейт...</w:t>
+        <w:t>Элүү жашымда шпинатты сүйүп жей баштадым. Жубайым үйгө эмнеге шпинатты мынчалык тез-тез сатып аларымды таң кала сурай берет, мени шпинатты абдан жакшы көрөт деп ойлойт. Бирок мен ал тамактын жытын сезген сайын апамдын мени чоңойтуш үчүн тарткан мээнетин, тоюмда ыйлап жатып бийлегенин эстээримди ал билбейт...</w:t>
       </w:r>
     </w:p>
     <w:p>
@@ -189,7 +189,7 @@
           <w:sz w:val="22"/>
           <w:lang w:val="ky-KG"/>
         </w:rPr>
-        <w:t xml:space="preserve">Сабак: </w:t>
+        <w:t>Сабак: Эненин жардычылыктагы мээнетин көбүнчө жылдардан кийин түшүнөбүз. Сүйүү кээде жөнөкөй тамак салынган тарелкада жашырынат.</w:t>
       </w:r>
       <w:r>
         <w:rPr>
@@ -198,7 +198,6 @@
           <w:sz w:val="22"/>
           <w:lang w:val="ky-KG"/>
         </w:rPr>
-        <w:t>Эненин мээнетин кеч түшүнүп калбайлы. Жөнөкөй тамактын артында да балам ток болсун деген чоң мээрим жатат.</w:t>
       </w:r>
     </w:p>
     <w:p>
@@ -218,7 +217,7 @@
           <w:sz w:val="18"/>
           <w:lang w:val="ky-KG"/>
         </w:rPr>
-        <w:t>Окуя ачык интернет булактарынан алынды.</w:t>
+        <w:t>Аңгемелер ачык интернет булактарынан алынган, иллюстрациялар болсо ЖИ менен түзүлгөн.</w:t>
       </w:r>
     </w:p>
     <w:sectPr>

--- a/ky/wisdom-stories/spinach.docx
+++ b/ky/wisdom-stories/spinach.docx
@@ -3,223 +3,114 @@
 <w:document xmlns:wpc="http://schemas.microsoft.com/office/word/2010/wordprocessingCanvas" xmlns:cx="http://schemas.microsoft.com/office/drawing/2014/chartex" xmlns:cx1="http://schemas.microsoft.com/office/drawing/2015/9/8/chartex" xmlns:cx2="http://schemas.microsoft.com/office/drawing/2015/10/21/chartex" xmlns:cx3="http://schemas.microsoft.com/office/drawing/2016/5/9/chartex" xmlns:cx4="http://schemas.microsoft.com/office/drawing/2016/5/10/chartex" xmlns:cx5="http://schemas.microsoft.com/office/drawing/2016/5/11/chartex" xmlns:cx6="http://schemas.microsoft.com/office/drawing/2016/5/12/chartex" xmlns:cx7="http://schemas.microsoft.com/office/drawing/2016/5/13/chartex" xmlns:cx8="http://schemas.microsoft.com/office/drawing/2016/5/14/chartex" xmlns:mc="http://schemas.openxmlformats.org/markup-compatibility/2006" xmlns:aink="http://schemas.microsoft.com/office/drawing/2016/ink" xmlns:am3d="http://schemas.microsoft.com/office/drawing/2017/model3d" xmlns:o="urn:schemas-microsoft-com:office:office" xmlns:oel="http://schemas.microsoft.com/office/2019/extlst" xmlns:r="http://schemas.openxmlformats.org/officeDocument/2006/relationships" xmlns:m="http://schemas.openxmlformats.org/officeDocument/2006/math" xmlns:v="urn:schemas-microsoft-com:vml" xmlns:wp14="http://schemas.microsoft.com/office/word/2010/wordprocessingDrawing" xmlns:wp="http://schemas.openxmlformats.org/drawingml/2006/wordprocessingDrawing" xmlns:w10="urn:schemas-microsoft-com:office:word" xmlns:w="http://schemas.openxmlformats.org/wordprocessingml/2006/main" xmlns:w14="http://schemas.microsoft.com/office/word/2010/wordml" xmlns:w15="http://schemas.microsoft.com/office/word/2012/wordml" xmlns:w16cex="http://schemas.microsoft.com/office/word/2018/wordml/cex" xmlns:w16cid="http://schemas.microsoft.com/office/word/2016/wordml/cid" xmlns:w16="http://schemas.microsoft.com/office/word/2018/wordml" xmlns:w16du="http://schemas.microsoft.com/office/word/2023/wordml/word16du" xmlns:w16sdtdh="http://schemas.microsoft.com/office/word/2020/wordml/sdtdatahash" xmlns:w16sdtfl="http://schemas.microsoft.com/office/word/2024/wordml/sdtformatlock" xmlns:w16se="http://schemas.microsoft.com/office/word/2015/wordml/symex" xmlns:wpg="http://schemas.microsoft.com/office/word/2010/wordprocessingGroup" xmlns:wpi="http://schemas.microsoft.com/office/word/2010/wordprocessingInk" xmlns:wne="http://schemas.microsoft.com/office/word/2006/wordml" xmlns:wps="http://schemas.microsoft.com/office/word/2010/wordprocessingShape" mc:Ignorable="w14 w15 w16se w16cid w16 w16cex w16sdtdh w16sdtfl w16du wp14">
   <w:body>
     <w:p>
-      <w:pPr>
-        <w:pStyle w:val="Title"/>
-        <w:keepNext/>
-        <w:keepLines w:val="0"/>
-        <w:pageBreakBefore w:val="0"/>
-        <w:widowControl/>
-        <w:spacing w:line="269" w:lineRule="auto" w:after="180" w:before="0"/>
-      </w:pPr>
-      <w:bookmarkStart w:id="10188" w:name="Story_189"/>
       <w:r>
         <w:rPr>
-          <w:rFonts w:ascii="Arial" w:hAnsi="Arial"/>
           <w:b/>
-          <w:color w:val="000000"/>
-          <w:sz w:val="34"/>
-          <w:lang w:val="ky-KG"/>
+          <w:bCs/>
         </w:rPr>
         <w:t>Шпинат</w:t>
       </w:r>
-      <w:bookmarkEnd w:id="10188"/>
-    </w:p>
-    <w:p>
-      <w:pPr>
-        <w:keepNext w:val="0"/>
-        <w:keepLines w:val="0"/>
-        <w:pageBreakBefore w:val="0"/>
-        <w:widowControl/>
-        <w:spacing w:line="269" w:lineRule="auto" w:after="120" w:before="0"/>
-      </w:pPr>
+    </w:p>
+    <w:p>
+      <w:r>
+        <w:t>Биз алыскы бир айылда жашачубуз. Айылыбызга түзүк жол да жок эле. Апам болсо дайыма шпинат бышырчу. Балалык акылым менен: «Атам өлгөндөн кийин апам өзүндөй болбой калдыбы?» — деп ойлочумун.</w:t>
+      </w:r>
+    </w:p>
+    <w:p>
+      <w:r>
+        <w:t>— Көбүрөөк жегиле, күч берет, — дечү апам.</w:t>
+      </w:r>
+    </w:p>
+    <w:p>
+      <w:r>
+        <w:t>Эртең менен да, түштө да, кечинде да дасторкондо шпинат менен жүгөрү наны турчу. Шпинаттан ушунчалык тажагандыктан, аны көргүм да келбей калган.</w:t>
+      </w:r>
+    </w:p>
+    <w:p>
+      <w:r>
+        <w:t>Бир күнү апама:</w:t>
+      </w:r>
+    </w:p>
+    <w:p>
+      <w:r>
+        <w:t>— Чоңоюп, жумушка орношуп, үй-бүлө курганда үйүмө эч качан шпинат сатып албайм. Биздин үйдө шпинат бышырылбайт! — дедим.</w:t>
+      </w:r>
+    </w:p>
+    <w:p>
+      <w:r>
+        <w:t>Апам жылмайды. Ошол күндү чыдамсыздык менен күтүп жатканын айтып, канча жашка чыкса да, менин тоюмда бийлей турганын убада кылды.</w:t>
+      </w:r>
+    </w:p>
+    <w:p>
+      <w:r>
+        <w:t>Кийин окуумду улантыш үчүн айылдан шаарга көчтүм. Азын-оолак стипендиям менен эптеп күн көрчүмүн. Айына бир жолу үйгө келгенде апам дасторконго койгон шпинаттан бир кашык да жегим келчү эмес. Жатаканага кайтып, башка, даамдуураак тамак жегенди кыялданчумун.</w:t>
+      </w:r>
+    </w:p>
+    <w:p>
+      <w:r>
+        <w:t>Окуумду уланттым. Мамлекеттик билим берүү насыясы менен университетти, андан кийин магистратураны, докторантураны бүтүрдүм. Ал кезде апамдын бели бүгүлүп, кыйла карып калган эле.</w:t>
+      </w:r>
+    </w:p>
+    <w:p>
+      <w:r>
+        <w:t>Болочок жубайым менен айылга келип, той өткөрдүк. Апам ошол күнү ыйлады да, көп жыл мурун убада кылгандай бийледи. Анын бийлеп жатып эмне үчүн көз жашын төккөнүн анда түшүнгөн эмесмин.</w:t>
+      </w:r>
+    </w:p>
+    <w:p>
+      <w:r>
+        <w:t>Жылдар өттү. Апам эки жыл мурун дүйнөдөн кайтты.</w:t>
+      </w:r>
+    </w:p>
+    <w:p>
+      <w:r>
+        <w:t>Бир күнү анын эски сандыгынан күндөлүгүн таап алдым. Бир бетине мындай деп жазыптыр:</w:t>
+      </w:r>
+    </w:p>
+    <w:p>
+      <w:r>
+        <w:t>«Колумда шпинаттын уругу гана калган. Шпинат, бир аз жүгөрү эгип өстүрчүмүн. Колубузда дээрлик эч нерсе жок болчу. Балдарым ачка калбасын деп, бир эле тамакты кайра-кайра бышырчумун. Бирок наалыган жокмун.</w:t>
+      </w:r>
+    </w:p>
+    <w:p>
+      <w:r>
+        <w:t>“Шпинат абдан пайдалуу, ошон үчүн силерге күнүнө үч маал берем”, — деген сайын жүрөгүм сыздачу. Алар үчүн колумдан келгени ушул гана эле. Балдарымды жанымдан артык көрөм».</w:t>
+      </w:r>
+    </w:p>
+    <w:p>
+      <w:r>
+        <w:t>Шпинатты элүү жашымда жакшы көрө баштадым.</w:t>
+      </w:r>
+    </w:p>
+    <w:p>
+      <w:r>
+        <w:t>Азыр жубайым эмне үчүн үйгө мынча көп шпинат сатып келеримди таң калып сурайт. Даамын аябай жакшы көрөт окшойт деп ойлойт.</w:t>
+      </w:r>
+    </w:p>
+    <w:p>
+      <w:r>
+        <w:lastRenderedPageBreak/>
+        <w:t>Бирок ал тамактын жытын сезген сайын апамдын бизди чоңойтуш үчүн тарткан түйшүгүн, тоюмда ыйлап жатып бийлегенин эстээримди билбейт...</w:t>
+      </w:r>
+    </w:p>
+    <w:p>
       <w:r>
         <w:rPr>
-          <w:rFonts w:ascii="Arial" w:eastAsia="Arial" w:hAnsi="Arial"/>
-          <w:color w:val="000000"/>
-          <w:sz w:val="22"/>
-          <w:lang w:val="ky-KG"/>
+          <w:b/>
+          <w:bCs/>
         </w:rPr>
-        <w:t>Биз алыскы бир айылда жашачубуз. Каттап жүрүүгө жарытылуу жолубуз да жок эле. Апам шпинатты улам бышыра берчү. Бала кезимде атам каза болгондон кийин апамдын акылынан айнып калган деп ойлочумун.</w:t>
-      </w:r>
-    </w:p>
-    <w:p>
-      <w:pPr>
-        <w:keepNext w:val="0"/>
-        <w:keepLines w:val="0"/>
-        <w:pageBreakBefore w:val="0"/>
-        <w:widowControl/>
-        <w:spacing w:line="269" w:lineRule="auto" w:after="120" w:before="0"/>
-      </w:pPr>
+        <w:t>Сабак: Кээде бала кезде тажаган тамагыбыздын артында апабыз бизге сездирбеген жокчулук жана унчукпай тарткан түйшүк жатат. Ошол мээримдин баркын түшүнүү үчүн жылдар өтүшүн күтпөйлү.</w:t>
+      </w:r>
+    </w:p>
+    <w:p>
       <w:r>
         <w:rPr>
-          <w:rFonts w:ascii="Arial" w:eastAsia="Arial" w:hAnsi="Arial"/>
-          <w:color w:val="000000"/>
-          <w:sz w:val="22"/>
-          <w:lang w:val="ky-KG"/>
+          <w:i/>
+          <w:iCs/>
         </w:rPr>
-        <w:t>«Муну көп жеш керек, денеге күч берет», — дечү апам. Эртең менен да, түштө да, кечинде да бизге жалаң шпинат бышырып, жанына дайыма жүгөрү нанын кошуп берчү. Мен шпинатты жек көрүп калгам, бул көк чөптү көргүм да келчү эмес.</w:t>
-      </w:r>
-    </w:p>
-    <w:p>
-      <w:pPr>
-        <w:keepNext w:val="0"/>
-        <w:keepLines w:val="0"/>
-        <w:pageBreakBefore w:val="0"/>
-        <w:widowControl/>
-        <w:spacing w:line="269" w:lineRule="auto" w:after="120" w:before="0"/>
-      </w:pPr>
-      <w:r>
-        <w:rPr>
-          <w:rFonts w:ascii="Arial" w:eastAsia="Arial" w:hAnsi="Arial"/>
-          <w:color w:val="000000"/>
-          <w:sz w:val="22"/>
-          <w:lang w:val="ky-KG"/>
-        </w:rPr>
-        <w:t>Бир күнү апама: «Чоңоюп, иштеп, үй-бүлө курганда үйгө эч качан шпинат сатып албайм. Үйүмдө шпинаттан тамак бышпайт», — дедим. Ал болсо ошол күндөрдү чыдамсыздык менен күтүп жатканын айтып, канча жашта болсо да үйлөнүү тоюмда бийлей турганына сөз берди.</w:t>
-      </w:r>
-    </w:p>
-    <w:p>
-      <w:pPr>
-        <w:keepNext w:val="0"/>
-        <w:keepLines w:val="0"/>
-        <w:pageBreakBefore w:val="0"/>
-        <w:widowControl/>
-        <w:spacing w:line="269" w:lineRule="auto" w:after="120" w:before="0"/>
-      </w:pPr>
-      <w:r>
-        <w:rPr>
-          <w:rFonts w:ascii="Arial" w:eastAsia="Arial" w:hAnsi="Arial"/>
-          <w:color w:val="000000"/>
-          <w:sz w:val="22"/>
-          <w:lang w:val="ky-KG"/>
-        </w:rPr>
-        <w:t>Күндөр өтүп, орто мектепте окуш үчүн айылыбыздан шаарга көчүп кеттим. Алган аз гана стипендияма араң жан бакчумун. Айына бир жолу үйгө келгенде, апам дасторконго койгон шпинаттан бир кашык да жегим келчү эмес. Жатаканага кайтып барып, даамдуу тамактарды гана жегим келчү.</w:t>
-      </w:r>
-    </w:p>
-    <w:p>
-      <w:pPr>
-        <w:keepNext w:val="0"/>
-        <w:keepLines w:val="0"/>
-        <w:pageBreakBefore w:val="0"/>
-        <w:widowControl/>
-        <w:spacing w:line="269" w:lineRule="auto" w:after="120" w:before="0"/>
-      </w:pPr>
-      <w:r>
-        <w:rPr>
-          <w:rFonts w:ascii="Arial" w:eastAsia="Arial" w:hAnsi="Arial"/>
-          <w:color w:val="000000"/>
-          <w:sz w:val="22"/>
-          <w:lang w:val="ky-KG"/>
-        </w:rPr>
-        <w:t>Окудум. Мамлекеттик насыянын жардамы менен университетти, магистратураны, докторантураны аяктаганымда, апамдын бели бүкүрөйүп, карып калган эле. Үйлөнчү кызымды ээрчитип айылга келип той бергенде, карыган апам ыйлады да, көп жыл мурун убада кылгандай тоюмда бийледи. Ал бийлеп жатып эмнеге көз жашын төгүп жатканын ошондо түшүнгөн эмесмин.</w:t>
-      </w:r>
-    </w:p>
-    <w:p>
-      <w:pPr>
-        <w:keepNext w:val="0"/>
-        <w:keepLines w:val="0"/>
-        <w:pageBreakBefore w:val="0"/>
-        <w:widowControl/>
-        <w:spacing w:line="269" w:lineRule="auto" w:after="120" w:before="0"/>
-      </w:pPr>
-      <w:r>
-        <w:rPr>
-          <w:rFonts w:ascii="Arial" w:eastAsia="Arial" w:hAnsi="Arial"/>
-          <w:color w:val="000000"/>
-          <w:sz w:val="22"/>
-          <w:lang w:val="ky-KG"/>
-        </w:rPr>
-        <w:t>Арадан жылдар өттү. Апам эки жыл мурун дүйнөдөн кайтты.</w:t>
-      </w:r>
-    </w:p>
-    <w:p>
-      <w:pPr>
-        <w:keepNext w:val="0"/>
-        <w:keepLines w:val="0"/>
-        <w:pageBreakBefore w:val="0"/>
-        <w:widowControl/>
-        <w:spacing w:line="269" w:lineRule="auto" w:after="120" w:before="0"/>
-      </w:pPr>
-      <w:r>
-        <w:rPr>
-          <w:rFonts w:ascii="Arial" w:eastAsia="Arial" w:hAnsi="Arial"/>
-          <w:color w:val="000000"/>
-          <w:sz w:val="22"/>
-          <w:lang w:val="ky-KG"/>
-        </w:rPr>
-        <w:t>Бир күнү апамдын эски сандыгынан ал кезде жазып жүргөн эскерүү дептерин таптым. Дептердин бир бетине апам мындай деп жазыптыр: «Колумда шпинаттын үрөнү гана калган эле. Дайыма шпинат, бир аз жүгөрү эгип өстүрчүмүн. Колдо бар, оозго алар эч нерсе жок болчу. Балдарым ач калбасын деп улам ошол тамакты бышырып берчүмүн. Бирок каршы чыкчу эмесмин. «Шпинат абдан пайдалуу, ошон үчүн силерге күнүнө үч маал берем», — деген сайын жүрөгүм ооручу. Балдарым үчүн колумдан келгени ушул эле. Аларды жанымдан артык көрөм».</w:t>
-      </w:r>
-    </w:p>
-    <w:p>
-      <w:pPr>
-        <w:keepNext/>
-        <w:keepLines w:val="0"/>
-        <w:pageBreakBefore w:val="0"/>
-        <w:widowControl/>
-        <w:spacing w:line="269" w:lineRule="auto" w:after="120" w:before="0"/>
-      </w:pPr>
-      <w:r>
-        <w:rPr>
-          <w:rFonts w:ascii="Arial" w:hAnsi="Arial"/>
-          <w:color w:val="000000"/>
-          <w:sz w:val="22"/>
-          <w:lang w:val="ky-KG"/>
-        </w:rPr>
-        <w:t>Элүү жашымда шпинатты сүйүп жей баштадым. Жубайым үйгө эмнеге шпинатты мынчалык тез-тез сатып аларымды таң кала сурай берет, мени шпинатты абдан жакшы көрөт деп ойлойт. Бирок мен ал тамактын жытын сезген сайын апамдын мени чоңойтуш үчүн тарткан мээнетин, тоюмда ыйлап жатып бийлегенин эстээримди ал билбейт...</w:t>
-      </w:r>
-    </w:p>
-    <w:p>
-      <w:pPr>
-        <w:pStyle w:val="Moral"/>
-        <w:keepNext/>
-        <w:keepLines/>
-        <w:pageBreakBefore w:val="0"/>
-        <w:widowControl/>
-        <w:spacing w:before="120" w:after="120" w:line="269" w:lineRule="auto"/>
-        <w:ind w:left="240" w:right="240"/>
-        <w:rPr>
-          <w:lang/>
-        </w:rPr>
-      </w:pPr>
-      <w:r>
-        <w:rPr>
-          <w:rFonts w:ascii="Arial" w:hAnsi="Arial"/>
-          <w:b/>
-          <w:color w:val="000000"/>
-          <w:sz w:val="22"/>
-          <w:lang w:val="ky-KG"/>
-        </w:rPr>
-        <w:t>Сабак: Эненин жардычылыктагы мээнетин көбүнчө жылдардан кийин түшүнөбүз. Сүйүү кээде жөнөкөй тамак салынган тарелкада жашырынат.</w:t>
-      </w:r>
-      <w:r>
-        <w:rPr>
-          <w:rFonts w:ascii="Arial" w:hAnsi="Arial"/>
-          <w:color w:val="000000"/>
-          <w:sz w:val="22"/>
-          <w:lang w:val="ky-KG"/>
-        </w:rPr>
-      </w:r>
-    </w:p>
-    <w:p>
-      <w:pPr>
-        <w:keepNext w:val="0"/>
-        <w:keepLines w:val="0"/>
-        <w:pageBreakBefore w:val="0"/>
-        <w:widowControl/>
-        <w:spacing w:before="0" w:after="160" w:line="269" w:lineRule="auto"/>
-        <w:jc w:val="right"/>
-      </w:pPr>
-      <w:r>
-        <w:rPr>
-          <w:rFonts w:ascii="Arial" w:eastAsia="Arial" w:hAnsi="Arial" w:cs="Arial"/>
-          <w:i/>
-          <w:color w:val="000000"/>
-          <w:sz w:val="18"/>
-          <w:lang w:val="ky-KG"/>
-        </w:rPr>
-        <w:t>Аңгемелер ачык интернет булактарынан алынган, иллюстрациялар болсо ЖИ менен түзүлгөн.</w:t>
-      </w:r>
-    </w:p>
+        <w:t>Аңгемелер интернеттен чогултулуп, жасалма интеллекттин жардамы менен иштелип чыккан. Бардык сүрөттөр жасалма интеллект аркылуу түзүлгөн.</w:t>
+      </w:r>
+    </w:p>
+    <w:p/>
     <w:sectPr>
       <w:headerReference w:type="even" r:id="rId7"/>
       <w:headerReference w:type="default" r:id="rId8"/>
@@ -1050,7 +941,6 @@
     </w:pPr>
     <w:rPr>
       <w:rFonts w:asciiTheme="majorHAnsi" w:eastAsiaTheme="majorEastAsia" w:hAnsiTheme="majorHAnsi" w:cstheme="majorBidi"/>
-      <w:color w:val="000000"/>
       <w:sz w:val="40"/>
       <w:szCs w:val="40"/>
     </w:rPr>
@@ -1072,7 +962,6 @@
     </w:pPr>
     <w:rPr>
       <w:rFonts w:asciiTheme="majorHAnsi" w:eastAsiaTheme="majorEastAsia" w:hAnsiTheme="majorHAnsi" w:cstheme="majorBidi"/>
-      <w:color w:val="000000"/>
       <w:sz w:val="32"/>
       <w:szCs w:val="32"/>
     </w:rPr>
@@ -1095,7 +984,6 @@
     </w:pPr>
     <w:rPr>
       <w:rFonts w:eastAsiaTheme="majorEastAsia" w:cstheme="majorBidi"/>
-      <w:color w:val="000000"/>
       <w:sz w:val="28"/>
       <w:szCs w:val="28"/>
     </w:rPr>
@@ -1120,7 +1008,6 @@
       <w:rFonts w:eastAsiaTheme="majorEastAsia" w:cstheme="majorBidi"/>
       <w:i/>
       <w:iCs/>
-      <w:color w:val="000000"/>
     </w:rPr>
   </w:style>
   <w:style w:type="paragraph" w:styleId="Heading5">
@@ -1141,7 +1028,6 @@
     </w:pPr>
     <w:rPr>
       <w:rFonts w:eastAsiaTheme="majorEastAsia" w:cstheme="majorBidi"/>
-      <w:color w:val="000000"/>
     </w:rPr>
   </w:style>
   <w:style w:type="paragraph" w:styleId="Heading6">
@@ -1164,7 +1050,6 @@
       <w:rFonts w:eastAsiaTheme="majorEastAsia" w:cstheme="majorBidi"/>
       <w:i/>
       <w:iCs/>
-      <w:color w:val="000000"/>
     </w:rPr>
   </w:style>
   <w:style w:type="paragraph" w:styleId="Heading7">
@@ -1185,7 +1070,6 @@
     </w:pPr>
     <w:rPr>
       <w:rFonts w:eastAsiaTheme="majorEastAsia" w:cstheme="majorBidi"/>
-      <w:color w:val="000000"/>
     </w:rPr>
   </w:style>
   <w:style w:type="paragraph" w:styleId="Heading8">
@@ -1208,7 +1092,6 @@
       <w:rFonts w:eastAsiaTheme="majorEastAsia" w:cstheme="majorBidi"/>
       <w:i/>
       <w:iCs/>
-      <w:color w:val="000000"/>
     </w:rPr>
   </w:style>
   <w:style w:type="paragraph" w:styleId="Heading9">
@@ -1229,13 +1112,11 @@
     </w:pPr>
     <w:rPr>
       <w:rFonts w:eastAsiaTheme="majorEastAsia" w:cstheme="majorBidi"/>
-      <w:color w:val="000000"/>
     </w:rPr>
   </w:style>
   <w:style w:type="character" w:default="1" w:styleId="DefaultParagraphFont">
     <w:name w:val="Default Paragraph Font"/>
     <w:uiPriority w:val="1"/>
-    <w:semiHidden/>
     <w:unhideWhenUsed/>
   </w:style>
   <w:style w:type="table" w:default="1" w:styleId="TableNormal">
@@ -1391,7 +1272,6 @@
     </w:pPr>
     <w:rPr>
       <w:rFonts w:asciiTheme="majorHAnsi" w:eastAsiaTheme="majorEastAsia" w:hAnsiTheme="majorHAnsi" w:cstheme="majorBidi"/>
-      <w:color w:val="000000"/>
       <w:spacing w:val="-10"/>
       <w:kern w:val="28"/>
       <w:sz w:val="56"/>
@@ -1427,7 +1307,6 @@
     </w:pPr>
     <w:rPr>
       <w:rFonts w:eastAsiaTheme="majorEastAsia" w:cstheme="majorBidi"/>
-      <w:color w:val="000000"/>
       <w:spacing w:val="15"/>
       <w:sz w:val="28"/>
       <w:szCs w:val="28"/>
@@ -1462,7 +1341,6 @@
     <w:rPr>
       <w:i/>
       <w:iCs/>
-      <w:color w:val="000000"/>
     </w:rPr>
   </w:style>
   <w:style w:type="character" w:customStyle="1" w:styleId="QuoteChar">
@@ -1487,9 +1365,6 @@
       <w:ind w:left="720"/>
       <w:contextualSpacing/>
     </w:pPr>
-    <w:rPr>
-      <w:color w:val="000000"/>
-    </w:rPr>
   </w:style>
   <w:style w:type="character" w:styleId="IntenseEmphasis">
     <w:name w:val="Intense Emphasis"/>
@@ -1519,7 +1394,6 @@
     <w:rPr>
       <w:i/>
       <w:iCs/>
-      <w:color w:val="000000"/>
     </w:rPr>
   </w:style>
   <w:style w:type="character" w:customStyle="1" w:styleId="IntenseQuoteChar">
@@ -1559,9 +1433,6 @@
     <w:pPr>
       <w:spacing w:after="100"/>
     </w:pPr>
-    <w:rPr>
-      <w:color w:val="000000"/>
-    </w:rPr>
   </w:style>
   <w:style w:type="paragraph" w:customStyle="1" w:styleId="Moral">
     <w:name w:val="Moral"/>
@@ -1573,7 +1444,6 @@
     <w:rPr>
       <w:rFonts w:ascii="Arial" w:eastAsia="Arial" w:hAnsi="Arial"/>
       <w:i/>
-      <w:color w:val="000000"/>
       <w:kern w:val="0"/>
       <w:sz w:val="22"/>
       <w:szCs w:val="22"/>
@@ -1595,9 +1465,6 @@
       </w:tabs>
       <w:spacing w:after="0" w:line="240" w:lineRule="auto"/>
     </w:pPr>
-    <w:rPr>
-      <w:color w:val="000000"/>
-    </w:rPr>
   </w:style>
   <w:style w:type="character" w:customStyle="1" w:styleId="HeaderChar">
     <w:name w:val="Header Char"/>
@@ -1620,9 +1487,6 @@
       </w:tabs>
       <w:spacing w:after="0" w:line="240" w:lineRule="auto"/>
     </w:pPr>
-    <w:rPr>
-      <w:color w:val="000000"/>
-    </w:rPr>
   </w:style>
   <w:style w:type="character" w:customStyle="1" w:styleId="FooterChar">
     <w:name w:val="Footer Char"/>
@@ -1645,7 +1509,6 @@
     </w:pPr>
     <w:rPr>
       <w:rFonts w:eastAsiaTheme="minorEastAsia"/>
-      <w:color w:val="000000"/>
     </w:rPr>
   </w:style>
   <w:style w:type="paragraph" w:styleId="TOC3">
@@ -1662,7 +1525,6 @@
     </w:pPr>
     <w:rPr>
       <w:rFonts w:eastAsiaTheme="minorEastAsia"/>
-      <w:color w:val="000000"/>
     </w:rPr>
   </w:style>
   <w:style w:type="paragraph" w:styleId="TOC4">
@@ -1679,7 +1541,6 @@
     </w:pPr>
     <w:rPr>
       <w:rFonts w:eastAsiaTheme="minorEastAsia"/>
-      <w:color w:val="000000"/>
     </w:rPr>
   </w:style>
   <w:style w:type="paragraph" w:styleId="TOC5">
@@ -1696,7 +1557,6 @@
     </w:pPr>
     <w:rPr>
       <w:rFonts w:eastAsiaTheme="minorEastAsia"/>
-      <w:color w:val="000000"/>
     </w:rPr>
   </w:style>
   <w:style w:type="paragraph" w:styleId="TOC6">
@@ -1713,7 +1573,6 @@
     </w:pPr>
     <w:rPr>
       <w:rFonts w:eastAsiaTheme="minorEastAsia"/>
-      <w:color w:val="000000"/>
     </w:rPr>
   </w:style>
   <w:style w:type="paragraph" w:styleId="TOC7">
@@ -1730,7 +1589,6 @@
     </w:pPr>
     <w:rPr>
       <w:rFonts w:eastAsiaTheme="minorEastAsia"/>
-      <w:color w:val="000000"/>
     </w:rPr>
   </w:style>
   <w:style w:type="paragraph" w:styleId="TOC8">
@@ -1747,7 +1605,6 @@
     </w:pPr>
     <w:rPr>
       <w:rFonts w:eastAsiaTheme="minorEastAsia"/>
-      <w:color w:val="000000"/>
     </w:rPr>
   </w:style>
   <w:style w:type="paragraph" w:styleId="TOC9">
@@ -1764,7 +1621,6 @@
     </w:pPr>
     <w:rPr>
       <w:rFonts w:eastAsiaTheme="minorEastAsia"/>
-      <w:color w:val="000000"/>
     </w:rPr>
   </w:style>
   <w:style w:type="paragraph" w:styleId="TOCHeading">
@@ -1780,7 +1636,6 @@
       <w:outlineLvl w:val="9"/>
     </w:pPr>
     <w:rPr>
-      <w:color w:val="000000"/>
       <w:kern w:val="0"/>
       <w:sz w:val="32"/>
       <w:szCs w:val="32"/>
